--- a/Diplomarbeit/doc/HTL-DA-Doku-EN.docx
+++ b/Diplomarbeit/doc/HTL-DA-Doku-EN.docx
@@ -1,6 +1,6 @@
 
 <file path=word/document.xml><?xml version="1.0" encoding="utf-8"?>
-<w:document xmlns:wpc="http://schemas.microsoft.com/office/word/2010/wordprocessingCanvas" xmlns:cx="http://schemas.microsoft.com/office/drawing/2014/chartex" xmlns:cx1="http://schemas.microsoft.com/office/drawing/2015/9/8/chartex" xmlns:cx2="http://schemas.microsoft.com/office/drawing/2015/10/21/chartex" xmlns:cx3="http://schemas.microsoft.com/office/drawing/2016/5/9/chartex" xmlns:cx4="http://schemas.microsoft.com/office/drawing/2016/5/10/chartex" xmlns:cx5="http://schemas.microsoft.com/office/drawing/2016/5/11/chartex" xmlns:cx6="http://schemas.microsoft.com/office/drawing/2016/5/12/chartex" xmlns:cx7="http://schemas.microsoft.com/office/drawing/2016/5/13/chartex" xmlns:cx8="http://schemas.microsoft.com/office/drawing/2016/5/14/chartex" xmlns:mc="http://schemas.openxmlformats.org/markup-compatibility/2006" xmlns:aink="http://schemas.microsoft.com/office/drawing/2016/ink" xmlns:am3d="http://schemas.microsoft.com/office/drawing/2017/model3d" xmlns:o="urn:schemas-microsoft-com:office:office" xmlns:r="http://schemas.openxmlformats.org/officeDocument/2006/relationships" xmlns:m="http://schemas.openxmlformats.org/officeDocument/2006/math" xmlns:v="urn:schemas-microsoft-com:vml" xmlns:wp14="http://schemas.microsoft.com/office/word/2010/wordprocessingDrawing" xmlns:wp="http://schemas.openxmlformats.org/drawingml/2006/wordprocessingDrawing" xmlns:w10="urn:schemas-microsoft-com:office:word" xmlns:w="http://schemas.openxmlformats.org/wordprocessingml/2006/main" xmlns:w14="http://schemas.microsoft.com/office/word/2010/wordml" xmlns:w15="http://schemas.microsoft.com/office/word/2012/wordml" xmlns:w16cid="http://schemas.microsoft.com/office/word/2016/wordml/cid" xmlns:w16se="http://schemas.microsoft.com/office/word/2015/wordml/symex" xmlns:wpg="http://schemas.microsoft.com/office/word/2010/wordprocessingGroup" xmlns:wpi="http://schemas.microsoft.com/office/word/2010/wordprocessingInk" xmlns:wne="http://schemas.microsoft.com/office/word/2006/wordml" xmlns:wps="http://schemas.microsoft.com/office/word/2010/wordprocessingShape" mc:Ignorable="w14 w15 w16se w16cid wp14">
+<w:document xmlns:wpc="http://schemas.microsoft.com/office/word/2010/wordprocessingCanvas" xmlns:cx="http://schemas.microsoft.com/office/drawing/2014/chartex" xmlns:cx1="http://schemas.microsoft.com/office/drawing/2015/9/8/chartex" xmlns:cx2="http://schemas.microsoft.com/office/drawing/2015/10/21/chartex" xmlns:cx3="http://schemas.microsoft.com/office/drawing/2016/5/9/chartex" xmlns:cx4="http://schemas.microsoft.com/office/drawing/2016/5/10/chartex" xmlns:cx5="http://schemas.microsoft.com/office/drawing/2016/5/11/chartex" xmlns:cx6="http://schemas.microsoft.com/office/drawing/2016/5/12/chartex" xmlns:cx7="http://schemas.microsoft.com/office/drawing/2016/5/13/chartex" xmlns:cx8="http://schemas.microsoft.com/office/drawing/2016/5/14/chartex" xmlns:mc="http://schemas.openxmlformats.org/markup-compatibility/2006" xmlns:aink="http://schemas.microsoft.com/office/drawing/2016/ink" xmlns:am3d="http://schemas.microsoft.com/office/drawing/2017/model3d" xmlns:o="urn:schemas-microsoft-com:office:office" xmlns:oel="http://schemas.microsoft.com/office/2019/extlst" xmlns:r="http://schemas.openxmlformats.org/officeDocument/2006/relationships" xmlns:m="http://schemas.openxmlformats.org/officeDocument/2006/math" xmlns:v="urn:schemas-microsoft-com:vml" xmlns:wp14="http://schemas.microsoft.com/office/word/2010/wordprocessingDrawing" xmlns:wp="http://schemas.openxmlformats.org/drawingml/2006/wordprocessingDrawing" xmlns:w10="urn:schemas-microsoft-com:office:word" xmlns:w="http://schemas.openxmlformats.org/wordprocessingml/2006/main" xmlns:w14="http://schemas.microsoft.com/office/word/2010/wordml" xmlns:w15="http://schemas.microsoft.com/office/word/2012/wordml" xmlns:w16cex="http://schemas.microsoft.com/office/word/2018/wordml/cex" xmlns:w16cid="http://schemas.microsoft.com/office/word/2016/wordml/cid" xmlns:w16="http://schemas.microsoft.com/office/word/2018/wordml" xmlns:w16du="http://schemas.microsoft.com/office/word/2023/wordml/word16du" xmlns:w16sdtdh="http://schemas.microsoft.com/office/word/2020/wordml/sdtdatahash" xmlns:w16sdtfl="http://schemas.microsoft.com/office/word/2024/wordml/sdtformatlock" xmlns:w16se="http://schemas.microsoft.com/office/word/2015/wordml/symex" xmlns:wpg="http://schemas.microsoft.com/office/word/2010/wordprocessingGroup" xmlns:wpi="http://schemas.microsoft.com/office/word/2010/wordprocessingInk" xmlns:wne="http://schemas.microsoft.com/office/word/2006/wordml" xmlns:wps="http://schemas.microsoft.com/office/word/2010/wordprocessingShape" mc:Ignorable="w14 w15 w16se w16cid w16 w16cex w16sdtdh w16sdtfl w16du wp14">
   <w:body>
     <w:p>
       <w:pPr>
@@ -106,13 +106,38 @@
             <w:pPr>
               <w:rPr>
                 <w:rFonts w:ascii="Arial" w:hAnsi="Arial" w:cs="Arial"/>
-              </w:rPr>
-            </w:pPr>
-            <w:r>
-              <w:rPr>
-                <w:rFonts w:ascii="Arial" w:hAnsi="Arial" w:cs="Arial"/>
-              </w:rPr>
-              <w:t>Name 1, Name 2</w:t>
+                <w:lang w:val="de-AT"/>
+              </w:rPr>
+            </w:pPr>
+            <w:r>
+              <w:rPr>
+                <w:rFonts w:ascii="Arial" w:hAnsi="Arial" w:cs="Arial"/>
+                <w:lang w:val="de-AT"/>
+              </w:rPr>
+              <w:t xml:space="preserve">Luan </w:t>
+            </w:r>
+            <w:proofErr w:type="spellStart"/>
+            <w:r>
+              <w:rPr>
+                <w:rFonts w:ascii="Arial" w:hAnsi="Arial" w:cs="Arial"/>
+                <w:lang w:val="de-AT"/>
+              </w:rPr>
+              <w:t>Lanzmaier</w:t>
+            </w:r>
+            <w:proofErr w:type="spellEnd"/>
+            <w:r>
+              <w:rPr>
+                <w:rFonts w:ascii="Arial" w:hAnsi="Arial" w:cs="Arial"/>
+                <w:lang w:val="de-AT"/>
+              </w:rPr>
+              <w:t>, André Rath, Nikita Sch</w:t>
+            </w:r>
+            <w:r>
+              <w:rPr>
+                <w:rFonts w:ascii="Arial" w:hAnsi="Arial" w:cs="Arial"/>
+                <w:lang w:val="de-AT"/>
+              </w:rPr>
+              <w:t>aar</w:t>
             </w:r>
           </w:p>
         </w:tc>
@@ -204,31 +229,15 @@
                 <w:sz w:val="22"/>
                 <w:szCs w:val="22"/>
               </w:rPr>
-              <w:t>, 20</w:t>
-            </w:r>
-            <w:r>
-              <w:rPr>
-                <w:rFonts w:ascii="Arial" w:hAnsi="Arial" w:cs="Arial"/>
-                <w:sz w:val="22"/>
-                <w:szCs w:val="22"/>
-              </w:rPr>
-              <w:t>20</w:t>
-            </w:r>
-            <w:r>
-              <w:rPr>
-                <w:rFonts w:ascii="Arial" w:hAnsi="Arial" w:cs="Arial"/>
-                <w:sz w:val="22"/>
-                <w:szCs w:val="22"/>
-              </w:rPr>
-              <w:t>/</w:t>
-            </w:r>
-            <w:r>
-              <w:rPr>
-                <w:rFonts w:ascii="Arial" w:hAnsi="Arial" w:cs="Arial"/>
-                <w:sz w:val="22"/>
-                <w:szCs w:val="22"/>
-              </w:rPr>
-              <w:t>21</w:t>
+              <w:t xml:space="preserve">, </w:t>
+            </w:r>
+            <w:r>
+              <w:rPr>
+                <w:rFonts w:ascii="Arial" w:hAnsi="Arial" w:cs="Arial"/>
+                <w:sz w:val="22"/>
+                <w:szCs w:val="22"/>
+              </w:rPr>
+              <w:t>2025/26</w:t>
             </w:r>
           </w:p>
         </w:tc>
@@ -270,43 +279,45 @@
             <w:pPr>
               <w:rPr>
                 <w:rFonts w:ascii="Arial" w:hAnsi="Arial" w:cs="Arial"/>
-                <w:lang w:val="en-GB"/>
-              </w:rPr>
-            </w:pPr>
-            <w:r>
-              <w:rPr>
-                <w:rFonts w:ascii="Arial" w:hAnsi="Arial" w:cs="Arial"/>
-                <w:lang w:val="en-GB"/>
-              </w:rPr>
-              <w:t>Layout of a horizon</w:t>
-            </w:r>
-            <w:r>
-              <w:rPr>
-                <w:rFonts w:ascii="Arial" w:hAnsi="Arial" w:cs="Arial"/>
-                <w:lang w:val="en-GB"/>
-              </w:rPr>
-              <w:t>tally</w:t>
-            </w:r>
-            <w:r>
-              <w:rPr>
-                <w:rFonts w:ascii="Arial" w:hAnsi="Arial" w:cs="Arial"/>
-                <w:lang w:val="en-GB"/>
-              </w:rPr>
-              <w:t xml:space="preserve"> </w:t>
-            </w:r>
-            <w:r>
-              <w:rPr>
-                <w:rFonts w:ascii="Arial" w:hAnsi="Arial" w:cs="Arial"/>
-                <w:lang w:val="en-GB"/>
-              </w:rPr>
-              <w:t xml:space="preserve">installed test </w:t>
-            </w:r>
-            <w:r>
-              <w:rPr>
-                <w:rFonts w:ascii="Arial" w:hAnsi="Arial" w:cs="Arial"/>
-                <w:lang w:val="en-GB"/>
-              </w:rPr>
-              <w:t>station for rotary pumps</w:t>
+                <w:lang w:val="en-US"/>
+              </w:rPr>
+            </w:pPr>
+            <w:proofErr w:type="spellStart"/>
+            <w:r>
+              <w:rPr>
+                <w:rFonts w:ascii="Arial" w:hAnsi="Arial" w:cs="Arial"/>
+                <w:lang w:val="en-US"/>
+              </w:rPr>
+              <w:t>DigiKicker</w:t>
+            </w:r>
+            <w:proofErr w:type="spellEnd"/>
+            <w:r>
+              <w:rPr>
+                <w:rFonts w:ascii="Arial" w:hAnsi="Arial" w:cs="Arial"/>
+                <w:lang w:val="en-US"/>
+              </w:rPr>
+              <w:t xml:space="preserve"> – </w:t>
+            </w:r>
+            <w:r>
+              <w:rPr>
+                <w:rFonts w:ascii="Arial" w:hAnsi="Arial" w:cs="Arial"/>
+                <w:lang w:val="en-US"/>
+              </w:rPr>
+              <w:t>Digitalization</w:t>
+            </w:r>
+            <w:r>
+              <w:rPr>
+                <w:rFonts w:ascii="Arial" w:hAnsi="Arial" w:cs="Arial"/>
+                <w:lang w:val="en-US"/>
+              </w:rPr>
+              <w:t xml:space="preserve"> of a Table</w:t>
+            </w:r>
+            <w:r>
+              <w:rPr>
+                <w:rFonts w:ascii="Arial" w:hAnsi="Arial" w:cs="Arial"/>
+                <w:lang w:val="en-US"/>
+              </w:rPr>
+              <w:t xml:space="preserve"> Soccer Game</w:t>
             </w:r>
           </w:p>
         </w:tc>
@@ -350,19 +361,11 @@
                 <w:rFonts w:ascii="Arial" w:hAnsi="Arial" w:cs="Arial"/>
               </w:rPr>
             </w:pPr>
-            <w:proofErr w:type="spellStart"/>
-            <w:r>
-              <w:rPr>
-                <w:rFonts w:ascii="Arial" w:hAnsi="Arial" w:cs="Arial"/>
-              </w:rPr>
-              <w:t>voest</w:t>
-            </w:r>
-            <w:proofErr w:type="spellEnd"/>
-            <w:r>
-              <w:rPr>
-                <w:rFonts w:ascii="Arial" w:hAnsi="Arial" w:cs="Arial"/>
-              </w:rPr>
-              <w:t xml:space="preserve"> Schienen GmbH, Donawitz</w:t>
+            <w:r>
+              <w:rPr>
+                <w:rFonts w:ascii="Arial" w:hAnsi="Arial" w:cs="Arial"/>
+              </w:rPr>
+              <w:t>HTL Leoben</w:t>
             </w:r>
           </w:p>
         </w:tc>
@@ -424,69 +427,38 @@
             <w:pPr>
               <w:rPr>
                 <w:rFonts w:ascii="Arial" w:hAnsi="Arial" w:cs="Arial"/>
-              </w:rPr>
-            </w:pPr>
-          </w:p>
-          <w:p>
-            <w:pPr>
-              <w:rPr>
-                <w:rFonts w:ascii="Arial" w:hAnsi="Arial" w:cs="Arial"/>
-              </w:rPr>
-            </w:pPr>
-          </w:p>
-          <w:p>
-            <w:pPr>
-              <w:rPr>
-                <w:rFonts w:ascii="Arial" w:hAnsi="Arial" w:cs="Arial"/>
-              </w:rPr>
-            </w:pPr>
-          </w:p>
-          <w:p>
-            <w:pPr>
-              <w:rPr>
-                <w:rFonts w:ascii="Arial" w:hAnsi="Arial" w:cs="Arial"/>
-              </w:rPr>
-            </w:pPr>
-          </w:p>
-          <w:p>
-            <w:pPr>
-              <w:rPr>
-                <w:rFonts w:ascii="Arial" w:hAnsi="Arial" w:cs="Arial"/>
-              </w:rPr>
-            </w:pPr>
-          </w:p>
-          <w:p>
-            <w:pPr>
-              <w:rPr>
-                <w:rFonts w:ascii="Arial" w:hAnsi="Arial" w:cs="Arial"/>
-              </w:rPr>
-            </w:pPr>
-          </w:p>
-          <w:p>
-            <w:pPr>
-              <w:rPr>
-                <w:rFonts w:ascii="Arial" w:hAnsi="Arial" w:cs="Arial"/>
-              </w:rPr>
-            </w:pPr>
-          </w:p>
-          <w:p>
-            <w:pPr>
-              <w:rPr>
-                <w:rFonts w:ascii="Arial" w:hAnsi="Arial" w:cs="Arial"/>
-              </w:rPr>
-            </w:pPr>
-          </w:p>
-          <w:p>
-            <w:pPr>
-              <w:rPr>
-                <w:rFonts w:ascii="Arial" w:hAnsi="Arial" w:cs="Arial"/>
-              </w:rPr>
-            </w:pPr>
-          </w:p>
-          <w:p>
-            <w:pPr>
-              <w:rPr>
-                <w:rFonts w:ascii="Arial" w:hAnsi="Arial" w:cs="Arial"/>
+                <w:sz w:val="22"/>
+                <w:szCs w:val="22"/>
+                <w:lang w:val="en-US"/>
+              </w:rPr>
+            </w:pPr>
+          </w:p>
+          <w:p>
+            <w:pPr>
+              <w:rPr>
+                <w:rFonts w:ascii="Arial" w:hAnsi="Arial" w:cs="Arial"/>
+                <w:sz w:val="22"/>
+                <w:szCs w:val="22"/>
+                <w:lang w:val="en-US"/>
+              </w:rPr>
+            </w:pPr>
+            <w:r>
+              <w:rPr>
+                <w:rFonts w:ascii="Arial" w:hAnsi="Arial" w:cs="Arial"/>
+                <w:sz w:val="22"/>
+                <w:szCs w:val="22"/>
+                <w:lang w:val="en-US"/>
+              </w:rPr>
+              <w:t>The creation of a working controller to control a self-made simulation of a table soccer game. This game should have multiplayer functionality and should be playable online and offline.</w:t>
+            </w:r>
+          </w:p>
+          <w:p>
+            <w:pPr>
+              <w:rPr>
+                <w:rFonts w:ascii="Arial" w:hAnsi="Arial" w:cs="Arial"/>
+                <w:sz w:val="22"/>
+                <w:szCs w:val="22"/>
+                <w:lang w:val="en-US"/>
               </w:rPr>
             </w:pPr>
           </w:p>
@@ -497,6 +469,7 @@
       <w:pPr>
         <w:rPr>
           <w:rFonts w:ascii="Arial" w:hAnsi="Arial" w:cs="Arial"/>
+          <w:lang w:val="en-US"/>
         </w:rPr>
       </w:pPr>
     </w:p>
@@ -549,71 +522,23 @@
             <w:pPr>
               <w:rPr>
                 <w:rFonts w:ascii="Arial" w:hAnsi="Arial" w:cs="Arial"/>
-              </w:rPr>
-            </w:pPr>
-          </w:p>
-          <w:p>
-            <w:pPr>
-              <w:rPr>
-                <w:rFonts w:ascii="Arial" w:hAnsi="Arial" w:cs="Arial"/>
-              </w:rPr>
-            </w:pPr>
-          </w:p>
-          <w:p>
-            <w:pPr>
-              <w:rPr>
-                <w:rFonts w:ascii="Arial" w:hAnsi="Arial" w:cs="Arial"/>
-              </w:rPr>
-            </w:pPr>
-          </w:p>
-          <w:p>
-            <w:pPr>
-              <w:rPr>
-                <w:rFonts w:ascii="Arial" w:hAnsi="Arial" w:cs="Arial"/>
-              </w:rPr>
-            </w:pPr>
-          </w:p>
-          <w:p>
-            <w:pPr>
-              <w:rPr>
-                <w:rFonts w:ascii="Arial" w:hAnsi="Arial" w:cs="Arial"/>
-              </w:rPr>
-            </w:pPr>
-          </w:p>
-          <w:p>
-            <w:pPr>
-              <w:rPr>
-                <w:rFonts w:ascii="Arial" w:hAnsi="Arial" w:cs="Arial"/>
-              </w:rPr>
-            </w:pPr>
-          </w:p>
-          <w:p>
-            <w:pPr>
-              <w:rPr>
-                <w:rFonts w:ascii="Arial" w:hAnsi="Arial" w:cs="Arial"/>
-              </w:rPr>
-            </w:pPr>
-          </w:p>
-          <w:p>
-            <w:pPr>
-              <w:rPr>
-                <w:rFonts w:ascii="Arial" w:hAnsi="Arial" w:cs="Arial"/>
-              </w:rPr>
-            </w:pPr>
-          </w:p>
-          <w:p>
-            <w:pPr>
-              <w:rPr>
-                <w:rFonts w:ascii="Arial" w:hAnsi="Arial" w:cs="Arial"/>
-              </w:rPr>
-            </w:pPr>
-          </w:p>
-          <w:p>
-            <w:pPr>
-              <w:rPr>
-                <w:rFonts w:ascii="Arial" w:hAnsi="Arial" w:cs="Arial"/>
-              </w:rPr>
-            </w:pPr>
+                <w:lang w:val="en-US"/>
+              </w:rPr>
+            </w:pPr>
+            <w:r>
+              <w:rPr>
+                <w:rFonts w:ascii="Arial" w:hAnsi="Arial" w:cs="Arial"/>
+                <w:lang w:val="en-US"/>
+              </w:rPr>
+              <w:t>Finalization of uncorrected version u</w:t>
+            </w:r>
+            <w:r>
+              <w:rPr>
+                <w:rFonts w:ascii="Arial" w:hAnsi="Arial" w:cs="Arial"/>
+                <w:lang w:val="en-US"/>
+              </w:rPr>
+              <w:t>ntil the beginning of January 2026</w:t>
+            </w:r>
           </w:p>
         </w:tc>
       </w:tr>
@@ -622,6 +547,7 @@
       <w:pPr>
         <w:rPr>
           <w:rFonts w:ascii="Arial" w:hAnsi="Arial" w:cs="Arial"/>
+          <w:lang w:val="en-US"/>
         </w:rPr>
       </w:pPr>
     </w:p>
@@ -681,92 +607,200 @@
             <w:pPr>
               <w:rPr>
                 <w:rFonts w:ascii="Arial" w:hAnsi="Arial" w:cs="Arial"/>
-              </w:rPr>
-            </w:pPr>
-          </w:p>
-          <w:p>
-            <w:pPr>
-              <w:rPr>
-                <w:rFonts w:ascii="Arial" w:hAnsi="Arial" w:cs="Arial"/>
-              </w:rPr>
-            </w:pPr>
-          </w:p>
-          <w:p>
-            <w:pPr>
-              <w:rPr>
-                <w:rFonts w:ascii="Arial" w:hAnsi="Arial" w:cs="Arial"/>
-              </w:rPr>
-            </w:pPr>
-          </w:p>
-          <w:p>
-            <w:pPr>
-              <w:rPr>
-                <w:rFonts w:ascii="Arial" w:hAnsi="Arial" w:cs="Arial"/>
-              </w:rPr>
-            </w:pPr>
-            <w:bookmarkStart w:id="0" w:name="_GoBack"/>
-            <w:bookmarkEnd w:id="0"/>
-          </w:p>
-          <w:p>
-            <w:pPr>
-              <w:rPr>
-                <w:rFonts w:ascii="Arial" w:hAnsi="Arial" w:cs="Arial"/>
-              </w:rPr>
-            </w:pPr>
-          </w:p>
-          <w:p>
-            <w:pPr>
-              <w:rPr>
-                <w:rFonts w:ascii="Arial" w:hAnsi="Arial" w:cs="Arial"/>
-              </w:rPr>
-            </w:pPr>
-          </w:p>
-          <w:p>
-            <w:pPr>
-              <w:rPr>
-                <w:rFonts w:ascii="Arial" w:hAnsi="Arial" w:cs="Arial"/>
-              </w:rPr>
-            </w:pPr>
-          </w:p>
-          <w:p>
-            <w:pPr>
-              <w:rPr>
-                <w:rFonts w:ascii="Arial" w:hAnsi="Arial" w:cs="Arial"/>
-              </w:rPr>
-            </w:pPr>
-          </w:p>
-          <w:p>
-            <w:pPr>
-              <w:rPr>
-                <w:rFonts w:ascii="Arial" w:hAnsi="Arial" w:cs="Arial"/>
-              </w:rPr>
-            </w:pPr>
-          </w:p>
-          <w:p>
-            <w:pPr>
-              <w:rPr>
-                <w:rFonts w:ascii="Arial" w:hAnsi="Arial" w:cs="Arial"/>
-              </w:rPr>
-            </w:pPr>
-          </w:p>
-          <w:p>
-            <w:pPr>
-              <w:rPr>
-                <w:rFonts w:ascii="Arial" w:hAnsi="Arial" w:cs="Arial"/>
-              </w:rPr>
-            </w:pPr>
-          </w:p>
-          <w:p>
-            <w:pPr>
-              <w:rPr>
-                <w:rFonts w:ascii="Arial" w:hAnsi="Arial" w:cs="Arial"/>
-              </w:rPr>
-            </w:pPr>
-          </w:p>
-          <w:p>
-            <w:pPr>
-              <w:rPr>
-                <w:rFonts w:ascii="Arial" w:hAnsi="Arial" w:cs="Arial"/>
+                <w:lang w:val="en-US"/>
+              </w:rPr>
+            </w:pPr>
+            <w:r>
+              <w:rPr>
+                <w:rFonts w:ascii="Arial" w:hAnsi="Arial" w:cs="Arial"/>
+                <w:u w:val="single"/>
+                <w:lang w:val="en-US"/>
+              </w:rPr>
+              <w:t>Schaar:</w:t>
+            </w:r>
+            <w:r>
+              <w:rPr>
+                <w:rFonts w:ascii="Arial" w:hAnsi="Arial" w:cs="Arial"/>
+                <w:lang w:val="en-US"/>
+              </w:rPr>
+              <w:t xml:space="preserve"> </w:t>
+            </w:r>
+            <w:r>
+              <w:rPr>
+                <w:rFonts w:ascii="Arial" w:hAnsi="Arial" w:cs="Arial"/>
+                <w:lang w:val="en-US"/>
+              </w:rPr>
+              <w:t>When the project is finalized, there should be a f</w:t>
+            </w:r>
+            <w:r>
+              <w:rPr>
+                <w:rFonts w:ascii="Arial" w:hAnsi="Arial" w:cs="Arial"/>
+                <w:lang w:val="en-US"/>
+              </w:rPr>
+              <w:t>ully functional and neatly designed controller, that is created using CAD software. It should be made using a 3D printed encasing that encapsulates microcontrollers and sensors, which are used for measuring the rotary and translatory movements of the turn stick</w:t>
+            </w:r>
+            <w:r>
+              <w:rPr>
+                <w:rFonts w:ascii="Arial" w:hAnsi="Arial" w:cs="Arial"/>
+                <w:lang w:val="en-US"/>
+              </w:rPr>
+              <w:t xml:space="preserve"> and transferring them over to the simulation on the PC. A low latency is important here, to ensure a clean and unbroken game experience</w:t>
+            </w:r>
+            <w:r>
+              <w:rPr>
+                <w:rFonts w:ascii="Arial" w:hAnsi="Arial" w:cs="Arial"/>
+                <w:lang w:val="en-US"/>
+              </w:rPr>
+              <w:t xml:space="preserve"> that is as close to real time as possible</w:t>
+            </w:r>
+            <w:r>
+              <w:rPr>
+                <w:rFonts w:ascii="Arial" w:hAnsi="Arial" w:cs="Arial"/>
+                <w:lang w:val="en-US"/>
+              </w:rPr>
+              <w:t>.</w:t>
+            </w:r>
+          </w:p>
+          <w:p>
+            <w:pPr>
+              <w:rPr>
+                <w:rFonts w:ascii="Arial" w:hAnsi="Arial" w:cs="Arial"/>
+                <w:lang w:val="en-US"/>
+              </w:rPr>
+            </w:pPr>
+          </w:p>
+          <w:p>
+            <w:pPr>
+              <w:rPr>
+                <w:rFonts w:ascii="Arial" w:hAnsi="Arial" w:cs="Arial"/>
+                <w:lang w:val="en-US"/>
+              </w:rPr>
+            </w:pPr>
+            <w:r>
+              <w:rPr>
+                <w:rFonts w:ascii="Arial" w:hAnsi="Arial" w:cs="Arial"/>
+                <w:u w:val="single"/>
+                <w:lang w:val="en-US"/>
+              </w:rPr>
+              <w:t>Rath:</w:t>
+            </w:r>
+            <w:r>
+              <w:rPr>
+                <w:rFonts w:ascii="Arial" w:hAnsi="Arial" w:cs="Arial"/>
+                <w:lang w:val="en-US"/>
+              </w:rPr>
+              <w:t xml:space="preserve"> </w:t>
+            </w:r>
+            <w:r>
+              <w:rPr>
+                <w:rFonts w:ascii="Arial" w:hAnsi="Arial" w:cs="Arial"/>
+                <w:lang w:val="en-US"/>
+              </w:rPr>
+              <w:t>In the end, there should be a fully functional, i</w:t>
+            </w:r>
+            <w:r>
+              <w:rPr>
+                <w:rFonts w:ascii="Arial" w:hAnsi="Arial" w:cs="Arial"/>
+                <w:lang w:val="en-US"/>
+              </w:rPr>
+              <w:t>nteractive simulation of a table soccer game, that takes input from the controller in real time. There should be a multiplayer mode that works with two teams, each having two players, playing against each other.</w:t>
+            </w:r>
+            <w:r>
+              <w:rPr>
+                <w:rFonts w:ascii="Arial" w:hAnsi="Arial" w:cs="Arial"/>
+                <w:lang w:val="en-US"/>
+              </w:rPr>
+              <w:t xml:space="preserve"> Additionally, there should be a training mode, where players can improve their skills, as well as a minigame mode, in which players should be able to solve riddles and do some target practice.</w:t>
+            </w:r>
+          </w:p>
+          <w:p>
+            <w:pPr>
+              <w:rPr>
+                <w:rFonts w:ascii="Arial" w:hAnsi="Arial" w:cs="Arial"/>
+                <w:lang w:val="en-US"/>
+              </w:rPr>
+            </w:pPr>
+          </w:p>
+          <w:p>
+            <w:pPr>
+              <w:rPr>
+                <w:rFonts w:ascii="Arial" w:hAnsi="Arial" w:cs="Arial"/>
+                <w:lang w:val="en-US"/>
+              </w:rPr>
+            </w:pPr>
+            <w:proofErr w:type="spellStart"/>
+            <w:r>
+              <w:rPr>
+                <w:rFonts w:ascii="Arial" w:hAnsi="Arial" w:cs="Arial"/>
+                <w:u w:val="single"/>
+                <w:lang w:val="en-US"/>
+              </w:rPr>
+              <w:t>Lanzmaier</w:t>
+            </w:r>
+            <w:proofErr w:type="spellEnd"/>
+            <w:r>
+              <w:rPr>
+                <w:rFonts w:ascii="Arial" w:hAnsi="Arial" w:cs="Arial"/>
+                <w:u w:val="single"/>
+                <w:lang w:val="en-US"/>
+              </w:rPr>
+              <w:t>:</w:t>
+            </w:r>
+            <w:r>
+              <w:rPr>
+                <w:rFonts w:ascii="Arial" w:hAnsi="Arial" w:cs="Arial"/>
+                <w:lang w:val="en-US"/>
+              </w:rPr>
+              <w:t xml:space="preserve"> </w:t>
+            </w:r>
+            <w:r>
+              <w:rPr>
+                <w:rFonts w:ascii="Arial" w:hAnsi="Arial" w:cs="Arial"/>
+                <w:lang w:val="en-US"/>
+              </w:rPr>
+              <w:t>In the finished version, there should be a stable system with low latency to make a multiplayer mode possible.</w:t>
+            </w:r>
+            <w:r>
+              <w:rPr>
+                <w:rFonts w:ascii="Arial" w:hAnsi="Arial" w:cs="Arial"/>
+                <w:lang w:val="en-US"/>
+              </w:rPr>
+              <w:t xml:space="preserve"> </w:t>
+            </w:r>
+            <w:r>
+              <w:rPr>
+                <w:rFonts w:ascii="Arial" w:hAnsi="Arial" w:cs="Arial"/>
+                <w:lang w:val="en-US"/>
+              </w:rPr>
+              <w:t>This allows up to four players to control the table together at a time and play against each other. The network architecture should be based on a peer-to-peer or server-client-model and should have as few delays as possible.</w:t>
+            </w:r>
+            <w:r>
+              <w:rPr>
+                <w:rFonts w:ascii="Arial" w:hAnsi="Arial" w:cs="Arial"/>
+                <w:lang w:val="en-US"/>
+              </w:rPr>
+              <w:t xml:space="preserve"> Additionally, there should be a </w:t>
+            </w:r>
+            <w:r>
+              <w:rPr>
+                <w:rFonts w:ascii="Arial" w:hAnsi="Arial" w:cs="Arial"/>
+                <w:lang w:val="en-US"/>
+              </w:rPr>
+              <w:t>uniform</w:t>
+            </w:r>
+            <w:r>
+              <w:rPr>
+                <w:rFonts w:ascii="Arial" w:hAnsi="Arial" w:cs="Arial"/>
+                <w:lang w:val="en-US"/>
+              </w:rPr>
+              <w:t>, visually pleasing asset design, which lets the whole simulation look clean.</w:t>
+            </w:r>
+          </w:p>
+          <w:p>
+            <w:pPr>
+              <w:rPr>
+                <w:rFonts w:ascii="Arial" w:hAnsi="Arial" w:cs="Arial"/>
+                <w:lang w:val="en-US"/>
               </w:rPr>
             </w:pPr>
           </w:p>
@@ -775,16 +809,10 @@
     </w:tbl>
     <w:p>
       <w:pPr>
-        <w:rPr>
-          <w:rFonts w:ascii="Arial" w:hAnsi="Arial" w:cs="Arial"/>
-        </w:rPr>
-      </w:pPr>
-    </w:p>
-    <w:p>
-      <w:pPr>
         <w:pageBreakBefore/>
         <w:rPr>
           <w:rFonts w:ascii="Arial" w:hAnsi="Arial" w:cs="Arial"/>
+          <w:lang w:val="en-US"/>
         </w:rPr>
       </w:pPr>
     </w:p>
@@ -865,305 +893,91 @@
             <w:pPr>
               <w:rPr>
                 <w:rFonts w:ascii="Arial" w:hAnsi="Arial" w:cs="Arial"/>
-                <w:lang w:val="en-GB"/>
-              </w:rPr>
-            </w:pPr>
-          </w:p>
-          <w:p>
-            <w:pPr>
-              <w:rPr>
-                <w:rFonts w:ascii="Arial" w:hAnsi="Arial" w:cs="Arial"/>
-                <w:lang w:val="en-GB"/>
-              </w:rPr>
-            </w:pPr>
-          </w:p>
-          <w:p>
-            <w:pPr>
-              <w:rPr>
-                <w:rFonts w:ascii="Arial" w:hAnsi="Arial" w:cs="Arial"/>
-                <w:lang w:val="en-GB"/>
-              </w:rPr>
-            </w:pPr>
-          </w:p>
-          <w:p>
-            <w:pPr>
-              <w:rPr>
-                <w:rFonts w:ascii="Arial" w:hAnsi="Arial" w:cs="Arial"/>
-                <w:lang w:val="en-GB"/>
-              </w:rPr>
-            </w:pPr>
-          </w:p>
-          <w:p>
-            <w:pPr>
-              <w:rPr>
-                <w:rFonts w:ascii="Arial" w:hAnsi="Arial" w:cs="Arial"/>
-                <w:lang w:val="en-GB"/>
-              </w:rPr>
-            </w:pPr>
-          </w:p>
-          <w:p>
-            <w:pPr>
-              <w:rPr>
-                <w:rFonts w:ascii="Arial" w:hAnsi="Arial" w:cs="Arial"/>
-                <w:lang w:val="en-GB"/>
-              </w:rPr>
-            </w:pPr>
-          </w:p>
-          <w:p>
-            <w:pPr>
-              <w:rPr>
-                <w:rFonts w:ascii="Arial" w:hAnsi="Arial" w:cs="Arial"/>
-                <w:lang w:val="en-GB"/>
-              </w:rPr>
-            </w:pPr>
-          </w:p>
-          <w:p>
-            <w:pPr>
-              <w:rPr>
-                <w:rFonts w:ascii="Arial" w:hAnsi="Arial" w:cs="Arial"/>
-                <w:lang w:val="en-GB"/>
-              </w:rPr>
-            </w:pPr>
-          </w:p>
-          <w:p>
-            <w:pPr>
-              <w:rPr>
-                <w:rFonts w:ascii="Arial" w:hAnsi="Arial" w:cs="Arial"/>
-                <w:lang w:val="en-GB"/>
-              </w:rPr>
-            </w:pPr>
-          </w:p>
-          <w:p>
-            <w:pPr>
-              <w:rPr>
-                <w:rFonts w:ascii="Arial" w:hAnsi="Arial" w:cs="Arial"/>
-                <w:lang w:val="en-GB"/>
-              </w:rPr>
-            </w:pPr>
-          </w:p>
-          <w:p>
-            <w:pPr>
-              <w:rPr>
-                <w:rFonts w:ascii="Arial" w:hAnsi="Arial" w:cs="Arial"/>
-                <w:lang w:val="en-GB"/>
-              </w:rPr>
-            </w:pPr>
-          </w:p>
-          <w:p>
-            <w:pPr>
-              <w:rPr>
-                <w:rFonts w:ascii="Arial" w:hAnsi="Arial" w:cs="Arial"/>
-                <w:lang w:val="en-GB"/>
-              </w:rPr>
-            </w:pPr>
-          </w:p>
-          <w:p>
-            <w:pPr>
-              <w:rPr>
-                <w:rFonts w:ascii="Arial" w:hAnsi="Arial" w:cs="Arial"/>
-                <w:lang w:val="en-GB"/>
-              </w:rPr>
-            </w:pPr>
-          </w:p>
-          <w:p>
-            <w:pPr>
-              <w:rPr>
-                <w:rFonts w:ascii="Arial" w:hAnsi="Arial" w:cs="Arial"/>
-                <w:lang w:val="en-GB"/>
-              </w:rPr>
-            </w:pPr>
-          </w:p>
-          <w:p>
-            <w:pPr>
-              <w:rPr>
-                <w:rFonts w:ascii="Arial" w:hAnsi="Arial" w:cs="Arial"/>
-                <w:lang w:val="en-GB"/>
-              </w:rPr>
-            </w:pPr>
-          </w:p>
-          <w:p>
-            <w:pPr>
-              <w:rPr>
-                <w:rFonts w:ascii="Arial" w:hAnsi="Arial" w:cs="Arial"/>
-                <w:lang w:val="en-GB"/>
-              </w:rPr>
-            </w:pPr>
-          </w:p>
-          <w:p>
-            <w:pPr>
-              <w:rPr>
-                <w:rFonts w:ascii="Arial" w:hAnsi="Arial" w:cs="Arial"/>
-                <w:lang w:val="en-GB"/>
-              </w:rPr>
-            </w:pPr>
-          </w:p>
-          <w:p>
-            <w:pPr>
-              <w:rPr>
-                <w:rFonts w:ascii="Arial" w:hAnsi="Arial" w:cs="Arial"/>
-                <w:lang w:val="en-GB"/>
-              </w:rPr>
-            </w:pPr>
-          </w:p>
-          <w:p>
-            <w:pPr>
-              <w:rPr>
-                <w:rFonts w:ascii="Arial" w:hAnsi="Arial" w:cs="Arial"/>
-                <w:lang w:val="en-GB"/>
-              </w:rPr>
-            </w:pPr>
-          </w:p>
-          <w:p>
-            <w:pPr>
-              <w:rPr>
-                <w:rFonts w:ascii="Arial" w:hAnsi="Arial" w:cs="Arial"/>
-                <w:lang w:val="en-GB"/>
-              </w:rPr>
-            </w:pPr>
-          </w:p>
-          <w:p>
-            <w:pPr>
-              <w:rPr>
-                <w:rFonts w:ascii="Arial" w:hAnsi="Arial" w:cs="Arial"/>
-                <w:lang w:val="en-GB"/>
-              </w:rPr>
-            </w:pPr>
-          </w:p>
-          <w:p>
-            <w:pPr>
-              <w:rPr>
-                <w:rFonts w:ascii="Arial" w:hAnsi="Arial" w:cs="Arial"/>
-                <w:lang w:val="en-GB"/>
-              </w:rPr>
-            </w:pPr>
-          </w:p>
-          <w:p>
-            <w:pPr>
-              <w:rPr>
-                <w:rFonts w:ascii="Arial" w:hAnsi="Arial" w:cs="Arial"/>
-                <w:lang w:val="en-GB"/>
-              </w:rPr>
-            </w:pPr>
-          </w:p>
-          <w:p>
-            <w:pPr>
-              <w:rPr>
-                <w:rFonts w:ascii="Arial" w:hAnsi="Arial" w:cs="Arial"/>
-                <w:lang w:val="en-GB"/>
-              </w:rPr>
-            </w:pPr>
-          </w:p>
-          <w:p>
-            <w:pPr>
-              <w:rPr>
-                <w:rFonts w:ascii="Arial" w:hAnsi="Arial" w:cs="Arial"/>
-                <w:lang w:val="en-GB"/>
-              </w:rPr>
-            </w:pPr>
-          </w:p>
-          <w:p>
-            <w:pPr>
-              <w:rPr>
-                <w:rFonts w:ascii="Arial" w:hAnsi="Arial" w:cs="Arial"/>
-                <w:lang w:val="en-GB"/>
-              </w:rPr>
-            </w:pPr>
-          </w:p>
-          <w:p>
-            <w:pPr>
-              <w:rPr>
-                <w:rFonts w:ascii="Arial" w:hAnsi="Arial" w:cs="Arial"/>
-                <w:lang w:val="en-GB"/>
-              </w:rPr>
-            </w:pPr>
-          </w:p>
-          <w:p>
-            <w:pPr>
-              <w:rPr>
-                <w:rFonts w:ascii="Arial" w:hAnsi="Arial" w:cs="Arial"/>
-                <w:lang w:val="en-GB"/>
-              </w:rPr>
-            </w:pPr>
-          </w:p>
-          <w:p>
-            <w:pPr>
-              <w:rPr>
-                <w:rFonts w:ascii="Arial" w:hAnsi="Arial" w:cs="Arial"/>
-                <w:lang w:val="en-GB"/>
-              </w:rPr>
-            </w:pPr>
-          </w:p>
-          <w:p>
-            <w:pPr>
-              <w:rPr>
-                <w:rFonts w:ascii="Arial" w:hAnsi="Arial" w:cs="Arial"/>
-                <w:lang w:val="en-GB"/>
-              </w:rPr>
-            </w:pPr>
-          </w:p>
-          <w:p>
-            <w:pPr>
-              <w:rPr>
-                <w:rFonts w:ascii="Arial" w:hAnsi="Arial" w:cs="Arial"/>
-                <w:lang w:val="en-GB"/>
-              </w:rPr>
-            </w:pPr>
-          </w:p>
-          <w:p>
-            <w:pPr>
-              <w:rPr>
-                <w:rFonts w:ascii="Arial" w:hAnsi="Arial" w:cs="Arial"/>
-                <w:lang w:val="en-GB"/>
-              </w:rPr>
-            </w:pPr>
-          </w:p>
-          <w:p>
-            <w:pPr>
-              <w:rPr>
-                <w:rFonts w:ascii="Arial" w:hAnsi="Arial" w:cs="Arial"/>
-                <w:lang w:val="en-GB"/>
-              </w:rPr>
-            </w:pPr>
-          </w:p>
-          <w:p>
-            <w:pPr>
-              <w:rPr>
-                <w:rFonts w:ascii="Arial" w:hAnsi="Arial" w:cs="Arial"/>
-                <w:lang w:val="en-GB"/>
-              </w:rPr>
-            </w:pPr>
-          </w:p>
-          <w:p>
-            <w:pPr>
-              <w:rPr>
-                <w:rFonts w:ascii="Arial" w:hAnsi="Arial" w:cs="Arial"/>
-                <w:lang w:val="en-GB"/>
-              </w:rPr>
-            </w:pPr>
-          </w:p>
-          <w:p>
-            <w:pPr>
-              <w:rPr>
-                <w:rFonts w:ascii="Arial" w:hAnsi="Arial" w:cs="Arial"/>
-                <w:lang w:val="en-GB"/>
-              </w:rPr>
-            </w:pPr>
-          </w:p>
-          <w:p>
-            <w:pPr>
-              <w:rPr>
-                <w:rFonts w:ascii="Arial" w:hAnsi="Arial" w:cs="Arial"/>
-                <w:lang w:val="en-GB"/>
-              </w:rPr>
-            </w:pPr>
-          </w:p>
-          <w:p>
-            <w:pPr>
-              <w:rPr>
-                <w:rFonts w:ascii="Arial" w:hAnsi="Arial" w:cs="Arial"/>
-                <w:lang w:val="en-GB"/>
-              </w:rPr>
-            </w:pPr>
+              </w:rPr>
+            </w:pPr>
+            <w:r>
+              <w:rPr>
+                <w:rFonts w:ascii="Arial" w:hAnsi="Arial" w:cs="Arial"/>
+                <w:noProof/>
+              </w:rPr>
+              <w:drawing>
+                <wp:inline distT="0" distB="0" distL="0" distR="0" wp14:anchorId="52220CB7" wp14:editId="7F4EB400">
+                  <wp:extent cx="4000500" cy="2571750"/>
+                  <wp:effectExtent l="0" t="0" r="0" b="0"/>
+                  <wp:docPr id="2095046586" name="Grafik 1"/>
+                  <wp:cNvGraphicFramePr>
+                    <a:graphicFrameLocks xmlns:a="http://schemas.openxmlformats.org/drawingml/2006/main" noChangeAspect="1"/>
+                  </wp:cNvGraphicFramePr>
+                  <a:graphic xmlns:a="http://schemas.openxmlformats.org/drawingml/2006/main">
+                    <a:graphicData uri="http://schemas.openxmlformats.org/drawingml/2006/picture">
+                      <pic:pic xmlns:pic="http://schemas.openxmlformats.org/drawingml/2006/picture">
+                        <pic:nvPicPr>
+                          <pic:cNvPr id="0" name="Picture 1"/>
+                          <pic:cNvPicPr>
+                            <a:picLocks noChangeAspect="1" noChangeArrowheads="1"/>
+                          </pic:cNvPicPr>
+                        </pic:nvPicPr>
+                        <pic:blipFill>
+                          <a:blip r:embed="rId6">
+                            <a:extLst>
+                              <a:ext uri="{28A0092B-C50C-407E-A947-70E740481C1C}">
+                                <a14:useLocalDpi xmlns:a14="http://schemas.microsoft.com/office/drawing/2010/main" val="0"/>
+                              </a:ext>
+                            </a:extLst>
+                          </a:blip>
+                          <a:srcRect/>
+                          <a:stretch>
+                            <a:fillRect/>
+                          </a:stretch>
+                        </pic:blipFill>
+                        <pic:spPr bwMode="auto">
+                          <a:xfrm>
+                            <a:off x="0" y="0"/>
+                            <a:ext cx="4000500" cy="2571750"/>
+                          </a:xfrm>
+                          <a:prstGeom prst="rect">
+                            <a:avLst/>
+                          </a:prstGeom>
+                          <a:noFill/>
+                          <a:ln>
+                            <a:noFill/>
+                          </a:ln>
+                        </pic:spPr>
+                      </pic:pic>
+                    </a:graphicData>
+                  </a:graphic>
+                </wp:inline>
+              </w:drawing>
+            </w:r>
+          </w:p>
+          <w:p>
+            <w:pPr>
+              <w:rPr>
+                <w:rFonts w:ascii="Arial" w:hAnsi="Arial" w:cs="Arial"/>
+              </w:rPr>
+            </w:pPr>
+          </w:p>
+          <w:p>
+            <w:pPr>
+              <w:rPr>
+                <w:rFonts w:ascii="Arial" w:hAnsi="Arial" w:cs="Arial"/>
+                <w:lang w:val="en-US"/>
+              </w:rPr>
+            </w:pPr>
+            <w:r>
+              <w:rPr>
+                <w:rFonts w:ascii="Arial" w:hAnsi="Arial" w:cs="Arial"/>
+                <w:lang w:val="en-US"/>
+              </w:rPr>
+              <w:t>Basic CAD model of t</w:t>
+            </w:r>
+            <w:r>
+              <w:rPr>
+                <w:rFonts w:ascii="Arial" w:hAnsi="Arial" w:cs="Arial"/>
+                <w:lang w:val="en-US"/>
+              </w:rPr>
+              <w:t>he controller hardware</w:t>
+            </w:r>
           </w:p>
           <w:p>
             <w:pPr>
@@ -1256,6 +1070,12 @@
                 <w:rFonts w:ascii="Arial" w:hAnsi="Arial" w:cs="Arial"/>
               </w:rPr>
             </w:pPr>
+            <w:r>
+              <w:rPr>
+                <w:rFonts w:ascii="Arial" w:hAnsi="Arial" w:cs="Arial"/>
+              </w:rPr>
+              <w:t>-------</w:t>
+            </w:r>
           </w:p>
         </w:tc>
       </w:tr>
@@ -1546,8 +1366,8 @@
       </w:pPr>
     </w:p>
     <w:sectPr>
-      <w:headerReference w:type="default" r:id="rId6"/>
-      <w:footerReference w:type="default" r:id="rId7"/>
+      <w:headerReference w:type="default" r:id="rId7"/>
+      <w:footerReference w:type="default" r:id="rId8"/>
       <w:pgSz w:w="11906" w:h="16838"/>
       <w:pgMar w:top="1134" w:right="1134" w:bottom="1134" w:left="1134" w:header="709" w:footer="709" w:gutter="0"/>
       <w:cols w:space="708"/>
@@ -1558,7 +1378,7 @@
 </file>
 
 <file path=word/endnotes.xml><?xml version="1.0" encoding="utf-8"?>
-<w:endnotes xmlns:wpc="http://schemas.microsoft.com/office/word/2010/wordprocessingCanvas" xmlns:cx="http://schemas.microsoft.com/office/drawing/2014/chartex" xmlns:cx1="http://schemas.microsoft.com/office/drawing/2015/9/8/chartex" xmlns:cx2="http://schemas.microsoft.com/office/drawing/2015/10/21/chartex" xmlns:cx3="http://schemas.microsoft.com/office/drawing/2016/5/9/chartex" xmlns:cx4="http://schemas.microsoft.com/office/drawing/2016/5/10/chartex" xmlns:cx5="http://schemas.microsoft.com/office/drawing/2016/5/11/chartex" xmlns:cx6="http://schemas.microsoft.com/office/drawing/2016/5/12/chartex" xmlns:cx7="http://schemas.microsoft.com/office/drawing/2016/5/13/chartex" xmlns:cx8="http://schemas.microsoft.com/office/drawing/2016/5/14/chartex" xmlns:mc="http://schemas.openxmlformats.org/markup-compatibility/2006" xmlns:aink="http://schemas.microsoft.com/office/drawing/2016/ink" xmlns:am3d="http://schemas.microsoft.com/office/drawing/2017/model3d" xmlns:o="urn:schemas-microsoft-com:office:office" xmlns:r="http://schemas.openxmlformats.org/officeDocument/2006/relationships" xmlns:m="http://schemas.openxmlformats.org/officeDocument/2006/math" xmlns:v="urn:schemas-microsoft-com:vml" xmlns:wp14="http://schemas.microsoft.com/office/word/2010/wordprocessingDrawing" xmlns:wp="http://schemas.openxmlformats.org/drawingml/2006/wordprocessingDrawing" xmlns:w10="urn:schemas-microsoft-com:office:word" xmlns:w="http://schemas.openxmlformats.org/wordprocessingml/2006/main" xmlns:w14="http://schemas.microsoft.com/office/word/2010/wordml" xmlns:w15="http://schemas.microsoft.com/office/word/2012/wordml" xmlns:w16cid="http://schemas.microsoft.com/office/word/2016/wordml/cid" xmlns:w16se="http://schemas.microsoft.com/office/word/2015/wordml/symex" xmlns:wpg="http://schemas.microsoft.com/office/word/2010/wordprocessingGroup" xmlns:wpi="http://schemas.microsoft.com/office/word/2010/wordprocessingInk" xmlns:wne="http://schemas.microsoft.com/office/word/2006/wordml" xmlns:wps="http://schemas.microsoft.com/office/word/2010/wordprocessingShape" mc:Ignorable="w14 w15 w16se w16cid wp14">
+<w:endnotes xmlns:wpc="http://schemas.microsoft.com/office/word/2010/wordprocessingCanvas" xmlns:cx="http://schemas.microsoft.com/office/drawing/2014/chartex" xmlns:cx1="http://schemas.microsoft.com/office/drawing/2015/9/8/chartex" xmlns:cx2="http://schemas.microsoft.com/office/drawing/2015/10/21/chartex" xmlns:cx3="http://schemas.microsoft.com/office/drawing/2016/5/9/chartex" xmlns:cx4="http://schemas.microsoft.com/office/drawing/2016/5/10/chartex" xmlns:cx5="http://schemas.microsoft.com/office/drawing/2016/5/11/chartex" xmlns:cx6="http://schemas.microsoft.com/office/drawing/2016/5/12/chartex" xmlns:cx7="http://schemas.microsoft.com/office/drawing/2016/5/13/chartex" xmlns:cx8="http://schemas.microsoft.com/office/drawing/2016/5/14/chartex" xmlns:mc="http://schemas.openxmlformats.org/markup-compatibility/2006" xmlns:aink="http://schemas.microsoft.com/office/drawing/2016/ink" xmlns:am3d="http://schemas.microsoft.com/office/drawing/2017/model3d" xmlns:o="urn:schemas-microsoft-com:office:office" xmlns:oel="http://schemas.microsoft.com/office/2019/extlst" xmlns:r="http://schemas.openxmlformats.org/officeDocument/2006/relationships" xmlns:m="http://schemas.openxmlformats.org/officeDocument/2006/math" xmlns:v="urn:schemas-microsoft-com:vml" xmlns:wp14="http://schemas.microsoft.com/office/word/2010/wordprocessingDrawing" xmlns:wp="http://schemas.openxmlformats.org/drawingml/2006/wordprocessingDrawing" xmlns:w10="urn:schemas-microsoft-com:office:word" xmlns:w="http://schemas.openxmlformats.org/wordprocessingml/2006/main" xmlns:w14="http://schemas.microsoft.com/office/word/2010/wordml" xmlns:w15="http://schemas.microsoft.com/office/word/2012/wordml" xmlns:w16cex="http://schemas.microsoft.com/office/word/2018/wordml/cex" xmlns:w16cid="http://schemas.microsoft.com/office/word/2016/wordml/cid" xmlns:w16="http://schemas.microsoft.com/office/word/2018/wordml" xmlns:w16du="http://schemas.microsoft.com/office/word/2023/wordml/word16du" xmlns:w16sdtdh="http://schemas.microsoft.com/office/word/2020/wordml/sdtdatahash" xmlns:w16sdtfl="http://schemas.microsoft.com/office/word/2024/wordml/sdtformatlock" xmlns:w16se="http://schemas.microsoft.com/office/word/2015/wordml/symex" xmlns:wpg="http://schemas.microsoft.com/office/word/2010/wordprocessingGroup" xmlns:wpi="http://schemas.microsoft.com/office/word/2010/wordprocessingInk" xmlns:wne="http://schemas.microsoft.com/office/word/2006/wordml" xmlns:wps="http://schemas.microsoft.com/office/word/2010/wordprocessingShape" mc:Ignorable="w14 w15 w16se w16cid w16 w16cex w16sdtdh w16sdtfl w16du wp14">
   <w:endnote w:type="separator" w:id="-1">
     <w:p>
       <w:r>
@@ -1577,7 +1397,7 @@
 </file>
 
 <file path=word/footer1.xml><?xml version="1.0" encoding="utf-8"?>
-<w:ftr xmlns:wpc="http://schemas.microsoft.com/office/word/2010/wordprocessingCanvas" xmlns:cx="http://schemas.microsoft.com/office/drawing/2014/chartex" xmlns:cx1="http://schemas.microsoft.com/office/drawing/2015/9/8/chartex" xmlns:cx2="http://schemas.microsoft.com/office/drawing/2015/10/21/chartex" xmlns:cx3="http://schemas.microsoft.com/office/drawing/2016/5/9/chartex" xmlns:cx4="http://schemas.microsoft.com/office/drawing/2016/5/10/chartex" xmlns:cx5="http://schemas.microsoft.com/office/drawing/2016/5/11/chartex" xmlns:cx6="http://schemas.microsoft.com/office/drawing/2016/5/12/chartex" xmlns:cx7="http://schemas.microsoft.com/office/drawing/2016/5/13/chartex" xmlns:cx8="http://schemas.microsoft.com/office/drawing/2016/5/14/chartex" xmlns:mc="http://schemas.openxmlformats.org/markup-compatibility/2006" xmlns:aink="http://schemas.microsoft.com/office/drawing/2016/ink" xmlns:am3d="http://schemas.microsoft.com/office/drawing/2017/model3d" xmlns:o="urn:schemas-microsoft-com:office:office" xmlns:r="http://schemas.openxmlformats.org/officeDocument/2006/relationships" xmlns:m="http://schemas.openxmlformats.org/officeDocument/2006/math" xmlns:v="urn:schemas-microsoft-com:vml" xmlns:wp14="http://schemas.microsoft.com/office/word/2010/wordprocessingDrawing" xmlns:wp="http://schemas.openxmlformats.org/drawingml/2006/wordprocessingDrawing" xmlns:w10="urn:schemas-microsoft-com:office:word" xmlns:w="http://schemas.openxmlformats.org/wordprocessingml/2006/main" xmlns:w14="http://schemas.microsoft.com/office/word/2010/wordml" xmlns:w15="http://schemas.microsoft.com/office/word/2012/wordml" xmlns:w16cid="http://schemas.microsoft.com/office/word/2016/wordml/cid" xmlns:w16se="http://schemas.microsoft.com/office/word/2015/wordml/symex" xmlns:wpg="http://schemas.microsoft.com/office/word/2010/wordprocessingGroup" xmlns:wpi="http://schemas.microsoft.com/office/word/2010/wordprocessingInk" xmlns:wne="http://schemas.microsoft.com/office/word/2006/wordml" xmlns:wps="http://schemas.microsoft.com/office/word/2010/wordprocessingShape" mc:Ignorable="w14 w15 w16se w16cid wp14">
+<w:ftr xmlns:wpc="http://schemas.microsoft.com/office/word/2010/wordprocessingCanvas" xmlns:cx="http://schemas.microsoft.com/office/drawing/2014/chartex" xmlns:cx1="http://schemas.microsoft.com/office/drawing/2015/9/8/chartex" xmlns:cx2="http://schemas.microsoft.com/office/drawing/2015/10/21/chartex" xmlns:cx3="http://schemas.microsoft.com/office/drawing/2016/5/9/chartex" xmlns:cx4="http://schemas.microsoft.com/office/drawing/2016/5/10/chartex" xmlns:cx5="http://schemas.microsoft.com/office/drawing/2016/5/11/chartex" xmlns:cx6="http://schemas.microsoft.com/office/drawing/2016/5/12/chartex" xmlns:cx7="http://schemas.microsoft.com/office/drawing/2016/5/13/chartex" xmlns:cx8="http://schemas.microsoft.com/office/drawing/2016/5/14/chartex" xmlns:mc="http://schemas.openxmlformats.org/markup-compatibility/2006" xmlns:aink="http://schemas.microsoft.com/office/drawing/2016/ink" xmlns:am3d="http://schemas.microsoft.com/office/drawing/2017/model3d" xmlns:o="urn:schemas-microsoft-com:office:office" xmlns:oel="http://schemas.microsoft.com/office/2019/extlst" xmlns:r="http://schemas.openxmlformats.org/officeDocument/2006/relationships" xmlns:m="http://schemas.openxmlformats.org/officeDocument/2006/math" xmlns:v="urn:schemas-microsoft-com:vml" xmlns:wp14="http://schemas.microsoft.com/office/word/2010/wordprocessingDrawing" xmlns:wp="http://schemas.openxmlformats.org/drawingml/2006/wordprocessingDrawing" xmlns:w10="urn:schemas-microsoft-com:office:word" xmlns:w="http://schemas.openxmlformats.org/wordprocessingml/2006/main" xmlns:w14="http://schemas.microsoft.com/office/word/2010/wordml" xmlns:w15="http://schemas.microsoft.com/office/word/2012/wordml" xmlns:w16cex="http://schemas.microsoft.com/office/word/2018/wordml/cex" xmlns:w16cid="http://schemas.microsoft.com/office/word/2016/wordml/cid" xmlns:w16="http://schemas.microsoft.com/office/word/2018/wordml" xmlns:w16du="http://schemas.microsoft.com/office/word/2023/wordml/word16du" xmlns:w16sdtdh="http://schemas.microsoft.com/office/word/2020/wordml/sdtdatahash" xmlns:w16sdtfl="http://schemas.microsoft.com/office/word/2024/wordml/sdtformatlock" xmlns:w16se="http://schemas.microsoft.com/office/word/2015/wordml/symex" xmlns:wpg="http://schemas.microsoft.com/office/word/2010/wordprocessingGroup" xmlns:wpi="http://schemas.microsoft.com/office/word/2010/wordprocessingInk" xmlns:wne="http://schemas.microsoft.com/office/word/2006/wordml" xmlns:wps="http://schemas.microsoft.com/office/word/2010/wordprocessingShape" mc:Ignorable="w14 w15 w16se w16cid w16 w16cex w16sdtdh w16sdtfl w16du wp14">
   <w:p>
     <w:pPr>
       <w:pStyle w:val="Fuzeile"/>
@@ -1637,33 +1457,17 @@
         <w:szCs w:val="16"/>
       </w:rPr>
     </w:pPr>
-    <w:r>
-      <w:fldChar w:fldCharType="begin"/>
-    </w:r>
-    <w:r>
-      <w:instrText xml:space="preserve"> FILENAME   \* MERGEFORMAT </w:instrText>
-    </w:r>
-    <w:r>
-      <w:fldChar w:fldCharType="separate"/>
-    </w:r>
-    <w:r>
-      <w:rPr>
-        <w:rFonts w:ascii="Arial" w:hAnsi="Arial" w:cs="Arial"/>
-        <w:noProof/>
-        <w:sz w:val="16"/>
-        <w:szCs w:val="16"/>
-      </w:rPr>
-      <w:t>HTL_DA_Doku_EN_ab2021_IT_Kandidatenname.docx</w:t>
-    </w:r>
-    <w:r>
-      <w:rPr>
-        <w:rFonts w:ascii="Arial" w:hAnsi="Arial" w:cs="Arial"/>
-        <w:noProof/>
-        <w:sz w:val="16"/>
-        <w:szCs w:val="16"/>
-      </w:rPr>
-      <w:fldChar w:fldCharType="end"/>
-    </w:r>
+    <w:fldSimple w:instr=" FILENAME   \* MERGEFORMAT ">
+      <w:r>
+        <w:rPr>
+          <w:rFonts w:ascii="Arial" w:hAnsi="Arial" w:cs="Arial"/>
+          <w:noProof/>
+          <w:sz w:val="16"/>
+          <w:szCs w:val="16"/>
+        </w:rPr>
+        <w:t>HTL_DA_Doku_EN_ab2021_IT_Kandidatenname.docx</w:t>
+      </w:r>
+    </w:fldSimple>
     <w:r>
       <w:rPr>
         <w:rFonts w:ascii="Arial" w:hAnsi="Arial" w:cs="Arial"/>
@@ -1815,7 +1619,7 @@
 </file>
 
 <file path=word/footnotes.xml><?xml version="1.0" encoding="utf-8"?>
-<w:footnotes xmlns:wpc="http://schemas.microsoft.com/office/word/2010/wordprocessingCanvas" xmlns:cx="http://schemas.microsoft.com/office/drawing/2014/chartex" xmlns:cx1="http://schemas.microsoft.com/office/drawing/2015/9/8/chartex" xmlns:cx2="http://schemas.microsoft.com/office/drawing/2015/10/21/chartex" xmlns:cx3="http://schemas.microsoft.com/office/drawing/2016/5/9/chartex" xmlns:cx4="http://schemas.microsoft.com/office/drawing/2016/5/10/chartex" xmlns:cx5="http://schemas.microsoft.com/office/drawing/2016/5/11/chartex" xmlns:cx6="http://schemas.microsoft.com/office/drawing/2016/5/12/chartex" xmlns:cx7="http://schemas.microsoft.com/office/drawing/2016/5/13/chartex" xmlns:cx8="http://schemas.microsoft.com/office/drawing/2016/5/14/chartex" xmlns:mc="http://schemas.openxmlformats.org/markup-compatibility/2006" xmlns:aink="http://schemas.microsoft.com/office/drawing/2016/ink" xmlns:am3d="http://schemas.microsoft.com/office/drawing/2017/model3d" xmlns:o="urn:schemas-microsoft-com:office:office" xmlns:r="http://schemas.openxmlformats.org/officeDocument/2006/relationships" xmlns:m="http://schemas.openxmlformats.org/officeDocument/2006/math" xmlns:v="urn:schemas-microsoft-com:vml" xmlns:wp14="http://schemas.microsoft.com/office/word/2010/wordprocessingDrawing" xmlns:wp="http://schemas.openxmlformats.org/drawingml/2006/wordprocessingDrawing" xmlns:w10="urn:schemas-microsoft-com:office:word" xmlns:w="http://schemas.openxmlformats.org/wordprocessingml/2006/main" xmlns:w14="http://schemas.microsoft.com/office/word/2010/wordml" xmlns:w15="http://schemas.microsoft.com/office/word/2012/wordml" xmlns:w16cid="http://schemas.microsoft.com/office/word/2016/wordml/cid" xmlns:w16se="http://schemas.microsoft.com/office/word/2015/wordml/symex" xmlns:wpg="http://schemas.microsoft.com/office/word/2010/wordprocessingGroup" xmlns:wpi="http://schemas.microsoft.com/office/word/2010/wordprocessingInk" xmlns:wne="http://schemas.microsoft.com/office/word/2006/wordml" xmlns:wps="http://schemas.microsoft.com/office/word/2010/wordprocessingShape" mc:Ignorable="w14 w15 w16se w16cid wp14">
+<w:footnotes xmlns:wpc="http://schemas.microsoft.com/office/word/2010/wordprocessingCanvas" xmlns:cx="http://schemas.microsoft.com/office/drawing/2014/chartex" xmlns:cx1="http://schemas.microsoft.com/office/drawing/2015/9/8/chartex" xmlns:cx2="http://schemas.microsoft.com/office/drawing/2015/10/21/chartex" xmlns:cx3="http://schemas.microsoft.com/office/drawing/2016/5/9/chartex" xmlns:cx4="http://schemas.microsoft.com/office/drawing/2016/5/10/chartex" xmlns:cx5="http://schemas.microsoft.com/office/drawing/2016/5/11/chartex" xmlns:cx6="http://schemas.microsoft.com/office/drawing/2016/5/12/chartex" xmlns:cx7="http://schemas.microsoft.com/office/drawing/2016/5/13/chartex" xmlns:cx8="http://schemas.microsoft.com/office/drawing/2016/5/14/chartex" xmlns:mc="http://schemas.openxmlformats.org/markup-compatibility/2006" xmlns:aink="http://schemas.microsoft.com/office/drawing/2016/ink" xmlns:am3d="http://schemas.microsoft.com/office/drawing/2017/model3d" xmlns:o="urn:schemas-microsoft-com:office:office" xmlns:oel="http://schemas.microsoft.com/office/2019/extlst" xmlns:r="http://schemas.openxmlformats.org/officeDocument/2006/relationships" xmlns:m="http://schemas.openxmlformats.org/officeDocument/2006/math" xmlns:v="urn:schemas-microsoft-com:vml" xmlns:wp14="http://schemas.microsoft.com/office/word/2010/wordprocessingDrawing" xmlns:wp="http://schemas.openxmlformats.org/drawingml/2006/wordprocessingDrawing" xmlns:w10="urn:schemas-microsoft-com:office:word" xmlns:w="http://schemas.openxmlformats.org/wordprocessingml/2006/main" xmlns:w14="http://schemas.microsoft.com/office/word/2010/wordml" xmlns:w15="http://schemas.microsoft.com/office/word/2012/wordml" xmlns:w16cex="http://schemas.microsoft.com/office/word/2018/wordml/cex" xmlns:w16cid="http://schemas.microsoft.com/office/word/2016/wordml/cid" xmlns:w16="http://schemas.microsoft.com/office/word/2018/wordml" xmlns:w16du="http://schemas.microsoft.com/office/word/2023/wordml/word16du" xmlns:w16sdtdh="http://schemas.microsoft.com/office/word/2020/wordml/sdtdatahash" xmlns:w16sdtfl="http://schemas.microsoft.com/office/word/2024/wordml/sdtformatlock" xmlns:w16se="http://schemas.microsoft.com/office/word/2015/wordml/symex" xmlns:wpg="http://schemas.microsoft.com/office/word/2010/wordprocessingGroup" xmlns:wpi="http://schemas.microsoft.com/office/word/2010/wordprocessingInk" xmlns:wne="http://schemas.microsoft.com/office/word/2006/wordml" xmlns:wps="http://schemas.microsoft.com/office/word/2010/wordprocessingShape" mc:Ignorable="w14 w15 w16se w16cid w16 w16cex w16sdtdh w16sdtfl w16du wp14">
   <w:footnote w:type="separator" w:id="-1">
     <w:p>
       <w:r>
@@ -1834,7 +1638,7 @@
 </file>
 
 <file path=word/header1.xml><?xml version="1.0" encoding="utf-8"?>
-<w:hdr xmlns:wpc="http://schemas.microsoft.com/office/word/2010/wordprocessingCanvas" xmlns:cx="http://schemas.microsoft.com/office/drawing/2014/chartex" xmlns:cx1="http://schemas.microsoft.com/office/drawing/2015/9/8/chartex" xmlns:cx2="http://schemas.microsoft.com/office/drawing/2015/10/21/chartex" xmlns:cx3="http://schemas.microsoft.com/office/drawing/2016/5/9/chartex" xmlns:cx4="http://schemas.microsoft.com/office/drawing/2016/5/10/chartex" xmlns:cx5="http://schemas.microsoft.com/office/drawing/2016/5/11/chartex" xmlns:cx6="http://schemas.microsoft.com/office/drawing/2016/5/12/chartex" xmlns:cx7="http://schemas.microsoft.com/office/drawing/2016/5/13/chartex" xmlns:cx8="http://schemas.microsoft.com/office/drawing/2016/5/14/chartex" xmlns:mc="http://schemas.openxmlformats.org/markup-compatibility/2006" xmlns:aink="http://schemas.microsoft.com/office/drawing/2016/ink" xmlns:am3d="http://schemas.microsoft.com/office/drawing/2017/model3d" xmlns:o="urn:schemas-microsoft-com:office:office" xmlns:r="http://schemas.openxmlformats.org/officeDocument/2006/relationships" xmlns:m="http://schemas.openxmlformats.org/officeDocument/2006/math" xmlns:v="urn:schemas-microsoft-com:vml" xmlns:wp14="http://schemas.microsoft.com/office/word/2010/wordprocessingDrawing" xmlns:wp="http://schemas.openxmlformats.org/drawingml/2006/wordprocessingDrawing" xmlns:w10="urn:schemas-microsoft-com:office:word" xmlns:w="http://schemas.openxmlformats.org/wordprocessingml/2006/main" xmlns:w14="http://schemas.microsoft.com/office/word/2010/wordml" xmlns:w15="http://schemas.microsoft.com/office/word/2012/wordml" xmlns:w16cid="http://schemas.microsoft.com/office/word/2016/wordml/cid" xmlns:w16se="http://schemas.microsoft.com/office/word/2015/wordml/symex" xmlns:wpg="http://schemas.microsoft.com/office/word/2010/wordprocessingGroup" xmlns:wpi="http://schemas.microsoft.com/office/word/2010/wordprocessingInk" xmlns:wne="http://schemas.microsoft.com/office/word/2006/wordml" xmlns:wps="http://schemas.microsoft.com/office/word/2010/wordprocessingShape" mc:Ignorable="w14 w15 w16se w16cid wp14">
+<w:hdr xmlns:wpc="http://schemas.microsoft.com/office/word/2010/wordprocessingCanvas" xmlns:cx="http://schemas.microsoft.com/office/drawing/2014/chartex" xmlns:cx1="http://schemas.microsoft.com/office/drawing/2015/9/8/chartex" xmlns:cx2="http://schemas.microsoft.com/office/drawing/2015/10/21/chartex" xmlns:cx3="http://schemas.microsoft.com/office/drawing/2016/5/9/chartex" xmlns:cx4="http://schemas.microsoft.com/office/drawing/2016/5/10/chartex" xmlns:cx5="http://schemas.microsoft.com/office/drawing/2016/5/11/chartex" xmlns:cx6="http://schemas.microsoft.com/office/drawing/2016/5/12/chartex" xmlns:cx7="http://schemas.microsoft.com/office/drawing/2016/5/13/chartex" xmlns:cx8="http://schemas.microsoft.com/office/drawing/2016/5/14/chartex" xmlns:mc="http://schemas.openxmlformats.org/markup-compatibility/2006" xmlns:aink="http://schemas.microsoft.com/office/drawing/2016/ink" xmlns:am3d="http://schemas.microsoft.com/office/drawing/2017/model3d" xmlns:o="urn:schemas-microsoft-com:office:office" xmlns:oel="http://schemas.microsoft.com/office/2019/extlst" xmlns:r="http://schemas.openxmlformats.org/officeDocument/2006/relationships" xmlns:m="http://schemas.openxmlformats.org/officeDocument/2006/math" xmlns:v="urn:schemas-microsoft-com:vml" xmlns:wp14="http://schemas.microsoft.com/office/word/2010/wordprocessingDrawing" xmlns:wp="http://schemas.openxmlformats.org/drawingml/2006/wordprocessingDrawing" xmlns:w10="urn:schemas-microsoft-com:office:word" xmlns:w="http://schemas.openxmlformats.org/wordprocessingml/2006/main" xmlns:w14="http://schemas.microsoft.com/office/word/2010/wordml" xmlns:w15="http://schemas.microsoft.com/office/word/2012/wordml" xmlns:w16cex="http://schemas.microsoft.com/office/word/2018/wordml/cex" xmlns:w16cid="http://schemas.microsoft.com/office/word/2016/wordml/cid" xmlns:w16="http://schemas.microsoft.com/office/word/2018/wordml" xmlns:w16du="http://schemas.microsoft.com/office/word/2023/wordml/word16du" xmlns:w16sdtdh="http://schemas.microsoft.com/office/word/2020/wordml/sdtdatahash" xmlns:w16sdtfl="http://schemas.microsoft.com/office/word/2024/wordml/sdtformatlock" xmlns:w16se="http://schemas.microsoft.com/office/word/2015/wordml/symex" xmlns:wpg="http://schemas.microsoft.com/office/word/2010/wordprocessingGroup" xmlns:wpi="http://schemas.microsoft.com/office/word/2010/wordprocessingInk" xmlns:wne="http://schemas.microsoft.com/office/word/2006/wordml" xmlns:wps="http://schemas.microsoft.com/office/word/2010/wordprocessingShape" mc:Ignorable="w14 w15 w16se w16cid w16 w16cex w16sdtdh w16sdtfl w16du wp14">
   <w:tbl>
     <w:tblPr>
       <w:tblW w:w="4950" w:type="pct"/>
@@ -1889,7 +1693,7 @@
               <w:noProof/>
             </w:rPr>
             <w:drawing>
-              <wp:inline distT="0" distB="0" distL="0" distR="0" wp14:anchorId="5CC69176" wp14:editId="48C74391">
+              <wp:inline distT="0" distB="0" distL="0" distR="0" wp14:anchorId="73EE657C" wp14:editId="1BB849B3">
                 <wp:extent cx="1076325" cy="215900"/>
                 <wp:effectExtent l="0" t="0" r="9525" b="0"/>
                 <wp:docPr id="3" name="Grafik 1">
@@ -1942,7 +1746,6 @@
                         <a:ln>
                           <a:noFill/>
                         </a:ln>
-                        <a:extLst/>
                       </pic:spPr>
                     </pic:pic>
                   </a:graphicData>
@@ -1992,20 +1795,8 @@
               <w:sz w:val="28"/>
               <w:lang w:val="en-GB"/>
             </w:rPr>
-            <w:t xml:space="preserve">HTL </w:t>
+            <w:t>HTL Leoben</w:t>
           </w:r>
-          <w:proofErr w:type="spellStart"/>
-          <w:r>
-            <w:rPr>
-              <w:rFonts w:ascii="Arial" w:hAnsi="Arial" w:cs="Arial"/>
-              <w:b/>
-              <w:color w:val="auto"/>
-              <w:sz w:val="28"/>
-              <w:lang w:val="en-GB"/>
-            </w:rPr>
-            <w:t>Leoben</w:t>
-          </w:r>
-          <w:proofErr w:type="spellEnd"/>
         </w:p>
         <w:p>
           <w:pPr>
@@ -2054,18 +1845,7 @@
               <w:lang w:val="en-GB"/>
             </w:rPr>
             <w:br/>
-            <w:t xml:space="preserve">Industrial Engineering – </w:t>
-          </w:r>
-          <w:r>
-            <w:rPr>
-              <w:rFonts w:ascii="Arial" w:hAnsi="Arial" w:cs="Arial"/>
-              <w:b/>
-              <w:color w:val="auto"/>
-              <w:sz w:val="22"/>
-              <w:szCs w:val="22"/>
-              <w:lang w:val="en-GB"/>
-            </w:rPr>
-            <w:t>Information technology and smart production</w:t>
+            <w:t>Industrial Engineering – Information technology and smart production</w:t>
           </w:r>
         </w:p>
       </w:tc>
@@ -2133,7 +1913,7 @@
 </file>
 
 <file path=word/styles.xml><?xml version="1.0" encoding="utf-8"?>
-<w:styles xmlns:mc="http://schemas.openxmlformats.org/markup-compatibility/2006" xmlns:r="http://schemas.openxmlformats.org/officeDocument/2006/relationships" xmlns:w="http://schemas.openxmlformats.org/wordprocessingml/2006/main" xmlns:w14="http://schemas.microsoft.com/office/word/2010/wordml" xmlns:w15="http://schemas.microsoft.com/office/word/2012/wordml" xmlns:w16cid="http://schemas.microsoft.com/office/word/2016/wordml/cid" xmlns:w16se="http://schemas.microsoft.com/office/word/2015/wordml/symex" mc:Ignorable="w14 w15 w16se w16cid">
+<w:styles xmlns:mc="http://schemas.openxmlformats.org/markup-compatibility/2006" xmlns:r="http://schemas.openxmlformats.org/officeDocument/2006/relationships" xmlns:w="http://schemas.openxmlformats.org/wordprocessingml/2006/main" xmlns:w14="http://schemas.microsoft.com/office/word/2010/wordml" xmlns:w15="http://schemas.microsoft.com/office/word/2012/wordml" xmlns:w16cex="http://schemas.microsoft.com/office/word/2018/wordml/cex" xmlns:w16cid="http://schemas.microsoft.com/office/word/2016/wordml/cid" xmlns:w16="http://schemas.microsoft.com/office/word/2018/wordml" xmlns:w16du="http://schemas.microsoft.com/office/word/2023/wordml/word16du" xmlns:w16sdtdh="http://schemas.microsoft.com/office/word/2020/wordml/sdtdatahash" xmlns:w16sdtfl="http://schemas.microsoft.com/office/word/2024/wordml/sdtformatlock" xmlns:w16se="http://schemas.microsoft.com/office/word/2015/wordml/symex" mc:Ignorable="w14 w15 w16se w16cid w16 w16cex w16sdtdh w16sdtfl w16du">
   <w:docDefaults>
     <w:rPrDefault>
       <w:rPr>
@@ -2143,7 +1923,7 @@
     </w:rPrDefault>
     <w:pPrDefault/>
   </w:docDefaults>
-  <w:latentStyles w:defLockedState="0" w:defUIPriority="99" w:defSemiHidden="0" w:defUnhideWhenUsed="0" w:defQFormat="0" w:count="375">
+  <w:latentStyles w:defLockedState="0" w:defUIPriority="99" w:defSemiHidden="0" w:defUnhideWhenUsed="0" w:defQFormat="0" w:count="376">
     <w:lsdException w:name="Normal" w:uiPriority="0" w:qFormat="1"/>
     <w:lsdException w:name="heading 1" w:uiPriority="9" w:qFormat="1"/>
     <w:lsdException w:name="heading 2" w:semiHidden="1" w:uiPriority="9" w:unhideWhenUsed="1" w:qFormat="1"/>
@@ -2519,6 +2299,7 @@
     <w:lsdException w:name="Smart Hyperlink" w:semiHidden="1" w:unhideWhenUsed="1"/>
     <w:lsdException w:name="Hashtag" w:semiHidden="1" w:unhideWhenUsed="1"/>
     <w:lsdException w:name="Unresolved Mention" w:semiHidden="1" w:unhideWhenUsed="1"/>
+    <w:lsdException w:name="Smart Link" w:semiHidden="1" w:unhideWhenUsed="1"/>
   </w:latentStyles>
   <w:style w:type="paragraph" w:default="1" w:styleId="Standard">
     <w:name w:val="Normal"/>
